--- a/docs/strategic/PRD-LEADS.docx
+++ b/docs/strategic/PRD-LEADS.docx
@@ -93,7 +93,7 @@
           <w:sz w:val="26"/>
           <w:szCs w:val="26"/>
         </w:rPr>
-        <w:t xml:space="preserve">Website Project — v1.0</w:t>
+        <w:t>Website Project — v2.0</w:t>
       </w:r>
     </w:p>
     <w:p>
@@ -131,7 +131,7 @@
           <w:sz w:val="22"/>
           <w:szCs w:val="22"/>
         </w:rPr>
-        <w:t xml:space="preserve">Date: March 2026</w:t>
+        <w:t>Date: March 2026 (Revised: 2026-03-24)</w:t>
       </w:r>
     </w:p>
     <w:p>
@@ -1801,7 +1801,7 @@
           <w:sz w:val="22"/>
           <w:szCs w:val="22"/>
         </w:rPr>
-        <w:t xml:space="preserve">Member login area or private dashboard for LEADS members</w:t>
+        <w:t>Member login area or private dashboard for LEADS members [IMPLEMENTED: Admin dashboard at /admin with login + /admin/dashboard]</w:t>
       </w:r>
     </w:p>
     <w:p>
@@ -2875,7 +2875,7 @@
           <w:sz w:val="22"/>
           <w:szCs w:val="22"/>
         </w:rPr>
-        <w:t xml:space="preserve">(assumed) The site will be built by a student team within LEADS — no external agency or freelancer is involved at this stage.</w:t>
+        <w:t>(confirmed) The site is built by the LEADS student team. No external agency involved.</w:t>
       </w:r>
     </w:p>
     <w:p>
@@ -3058,7 +3058,7 @@
           <w:sz w:val="22"/>
           <w:szCs w:val="22"/>
         </w:rPr>
-        <w:t xml:space="preserve">Will the event registration form send responses to an email address, a Google Sheet, or both?</w:t>
+        <w:t>Event registration and join applications are saved directly to a local SQLite database via Prisma ORM. The admin dashboard at /admin/dashboard allows the team to review all submissions.</w:t>
       </w:r>
     </w:p>
     <w:p>
